--- a/output/repro_smmry_frmt.docx
+++ b/output/repro_smmry_frmt.docx
@@ -22,7 +22,6 @@
           <w:trHeight w:val="360" w:hRule="auto"/>
           <w:tblHeader/>
         </w:trPr>
-        header 1
         <w:tc>
           <w:tcPr>
             <w:vMerge w:val="restart"/>
@@ -58,17 +57,19 @@
                 <w:i w:val="false"/>
                 <w:b w:val="false"/>
                 <w:u w:val="none"/>
-                <w:sz w:val="24"/>
-                <w:szCs w:val="24"/>
-                <w:color w:val="000000"/>
-              </w:rPr>
-            </w:pPr>
-            <w:r>
-              <w:rPr>
-                <w:rFonts w:ascii="Times New Roman" w:hAnsi="Times New Roman" w:eastAsia="Times New Roman" w:cs="Times New Roman"/>
-                <w:i w:val="false"/>
-                <w:b w:val="false"/>
-                <w:u w:val="none"/>
+                <w:strike w:val="false"/>
+                <w:sz w:val="24"/>
+                <w:szCs w:val="24"/>
+                <w:color w:val="000000"/>
+              </w:rPr>
+            </w:pPr>
+            <w:r>
+              <w:rPr>
+                <w:rFonts w:ascii="Times New Roman" w:hAnsi="Times New Roman" w:eastAsia="Times New Roman" w:cs="Times New Roman"/>
+                <w:i w:val="false"/>
+                <w:b w:val="false"/>
+                <w:u w:val="none"/>
+                <w:strike w:val="false"/>
                 <w:sz w:val="24"/>
                 <w:szCs w:val="24"/>
                 <w:color w:val="000000"/>
@@ -112,17 +113,19 @@
                 <w:i w:val="false"/>
                 <w:b w:val="false"/>
                 <w:u w:val="none"/>
-                <w:sz w:val="24"/>
-                <w:szCs w:val="24"/>
-                <w:color w:val="000000"/>
-              </w:rPr>
-            </w:pPr>
-            <w:r>
-              <w:rPr>
-                <w:rFonts w:ascii="Times New Roman" w:hAnsi="Times New Roman" w:eastAsia="Times New Roman" w:cs="Times New Roman"/>
-                <w:i w:val="false"/>
-                <w:b w:val="false"/>
-                <w:u w:val="none"/>
+                <w:strike w:val="false"/>
+                <w:sz w:val="24"/>
+                <w:szCs w:val="24"/>
+                <w:color w:val="000000"/>
+              </w:rPr>
+            </w:pPr>
+            <w:r>
+              <w:rPr>
+                <w:rFonts w:ascii="Times New Roman" w:hAnsi="Times New Roman" w:eastAsia="Times New Roman" w:cs="Times New Roman"/>
+                <w:i w:val="false"/>
+                <w:b w:val="false"/>
+                <w:u w:val="none"/>
+                <w:strike w:val="false"/>
                 <w:sz w:val="24"/>
                 <w:szCs w:val="24"/>
                 <w:color w:val="000000"/>
@@ -166,17 +169,19 @@
                 <w:i w:val="false"/>
                 <w:b w:val="false"/>
                 <w:u w:val="none"/>
-                <w:sz w:val="24"/>
-                <w:szCs w:val="24"/>
-                <w:color w:val="000000"/>
-              </w:rPr>
-            </w:pPr>
-            <w:r>
-              <w:rPr>
-                <w:rFonts w:ascii="Times New Roman" w:hAnsi="Times New Roman" w:eastAsia="Times New Roman" w:cs="Times New Roman"/>
-                <w:i w:val="false"/>
-                <w:b w:val="false"/>
-                <w:u w:val="none"/>
+                <w:strike w:val="false"/>
+                <w:sz w:val="24"/>
+                <w:szCs w:val="24"/>
+                <w:color w:val="000000"/>
+              </w:rPr>
+            </w:pPr>
+            <w:r>
+              <w:rPr>
+                <w:rFonts w:ascii="Times New Roman" w:hAnsi="Times New Roman" w:eastAsia="Times New Roman" w:cs="Times New Roman"/>
+                <w:i w:val="false"/>
+                <w:b w:val="false"/>
+                <w:u w:val="none"/>
+                <w:strike w:val="false"/>
                 <w:sz w:val="24"/>
                 <w:szCs w:val="24"/>
                 <w:color w:val="000000"/>
@@ -191,7 +196,6 @@
           <w:trHeight w:val="360" w:hRule="auto"/>
           <w:tblHeader/>
         </w:trPr>
-        header 2
         <w:tc>
           <w:tcPr>
             <w:vMerge/>
@@ -227,6 +231,7 @@
                 <w:i w:val="false"/>
                 <w:b w:val="false"/>
                 <w:u w:val="none"/>
+                <w:strike w:val="false"/>
                 <w:sz w:val="24"/>
                 <w:szCs w:val="24"/>
                 <w:color w:val="000000"/>
@@ -269,6 +274,7 @@
                 <w:i w:val="false"/>
                 <w:b w:val="false"/>
                 <w:u w:val="none"/>
+                <w:strike w:val="false"/>
                 <w:sz w:val="24"/>
                 <w:szCs w:val="24"/>
                 <w:color w:val="000000"/>
@@ -310,17 +316,19 @@
                 <w:i w:val="false"/>
                 <w:b w:val="false"/>
                 <w:u w:val="none"/>
-                <w:sz w:val="24"/>
-                <w:szCs w:val="24"/>
-                <w:color w:val="000000"/>
-              </w:rPr>
-            </w:pPr>
-            <w:r>
-              <w:rPr>
-                <w:rFonts w:ascii="Times New Roman" w:hAnsi="Times New Roman" w:eastAsia="Times New Roman" w:cs="Times New Roman"/>
-                <w:i w:val="false"/>
-                <w:b w:val="false"/>
-                <w:u w:val="none"/>
+                <w:strike w:val="false"/>
+                <w:sz w:val="24"/>
+                <w:szCs w:val="24"/>
+                <w:color w:val="000000"/>
+              </w:rPr>
+            </w:pPr>
+            <w:r>
+              <w:rPr>
+                <w:rFonts w:ascii="Times New Roman" w:hAnsi="Times New Roman" w:eastAsia="Times New Roman" w:cs="Times New Roman"/>
+                <w:i w:val="false"/>
+                <w:b w:val="false"/>
+                <w:u w:val="none"/>
+                <w:strike w:val="false"/>
                 <w:sz w:val="24"/>
                 <w:szCs w:val="24"/>
                 <w:color w:val="000000"/>
@@ -363,17 +371,19 @@
                 <w:i w:val="false"/>
                 <w:b w:val="false"/>
                 <w:u w:val="none"/>
-                <w:sz w:val="24"/>
-                <w:szCs w:val="24"/>
-                <w:color w:val="000000"/>
-              </w:rPr>
-            </w:pPr>
-            <w:r>
-              <w:rPr>
-                <w:rFonts w:ascii="Times New Roman" w:hAnsi="Times New Roman" w:eastAsia="Times New Roman" w:cs="Times New Roman"/>
-                <w:i w:val="false"/>
-                <w:b w:val="false"/>
-                <w:u w:val="none"/>
+                <w:strike w:val="false"/>
+                <w:sz w:val="24"/>
+                <w:szCs w:val="24"/>
+                <w:color w:val="000000"/>
+              </w:rPr>
+            </w:pPr>
+            <w:r>
+              <w:rPr>
+                <w:rFonts w:ascii="Times New Roman" w:hAnsi="Times New Roman" w:eastAsia="Times New Roman" w:cs="Times New Roman"/>
+                <w:i w:val="false"/>
+                <w:b w:val="false"/>
+                <w:u w:val="none"/>
+                <w:strike w:val="false"/>
                 <w:sz w:val="24"/>
                 <w:szCs w:val="24"/>
                 <w:color w:val="000000"/>
@@ -387,7 +397,6 @@
         <w:trPr>
           <w:trHeight w:val="360" w:hRule="auto"/>
         </w:trPr>
-        body 1
         <w:tc>
           <w:tcPr>
             <w:tcBorders>
@@ -422,17 +431,19 @@
                 <w:i w:val="false"/>
                 <w:b w:val="false"/>
                 <w:u w:val="none"/>
-                <w:sz w:val="24"/>
-                <w:szCs w:val="24"/>
-                <w:color w:val="000000"/>
-              </w:rPr>
-            </w:pPr>
-            <w:r>
-              <w:rPr>
-                <w:rFonts w:ascii="Times New Roman" w:hAnsi="Times New Roman" w:eastAsia="Times New Roman" w:cs="Times New Roman"/>
-                <w:i w:val="false"/>
-                <w:b w:val="false"/>
-                <w:u w:val="none"/>
+                <w:strike w:val="false"/>
+                <w:sz w:val="24"/>
+                <w:szCs w:val="24"/>
+                <w:color w:val="000000"/>
+              </w:rPr>
+            </w:pPr>
+            <w:r>
+              <w:rPr>
+                <w:rFonts w:ascii="Times New Roman" w:hAnsi="Times New Roman" w:eastAsia="Times New Roman" w:cs="Times New Roman"/>
+                <w:i w:val="false"/>
+                <w:b w:val="false"/>
+                <w:u w:val="none"/>
+                <w:strike w:val="false"/>
                 <w:sz w:val="24"/>
                 <w:szCs w:val="24"/>
                 <w:color w:val="000000"/>
@@ -475,17 +486,19 @@
                 <w:i w:val="false"/>
                 <w:b w:val="false"/>
                 <w:u w:val="none"/>
-                <w:sz w:val="24"/>
-                <w:szCs w:val="24"/>
-                <w:color w:val="000000"/>
-              </w:rPr>
-            </w:pPr>
-            <w:r>
-              <w:rPr>
-                <w:rFonts w:ascii="Times New Roman" w:hAnsi="Times New Roman" w:eastAsia="Times New Roman" w:cs="Times New Roman"/>
-                <w:i w:val="false"/>
-                <w:b w:val="false"/>
-                <w:u w:val="none"/>
+                <w:strike w:val="false"/>
+                <w:sz w:val="24"/>
+                <w:szCs w:val="24"/>
+                <w:color w:val="000000"/>
+              </w:rPr>
+            </w:pPr>
+            <w:r>
+              <w:rPr>
+                <w:rFonts w:ascii="Times New Roman" w:hAnsi="Times New Roman" w:eastAsia="Times New Roman" w:cs="Times New Roman"/>
+                <w:i w:val="false"/>
+                <w:b w:val="false"/>
+                <w:u w:val="none"/>
+                <w:strike w:val="false"/>
                 <w:sz w:val="24"/>
                 <w:szCs w:val="24"/>
                 <w:color w:val="000000"/>
@@ -528,17 +541,19 @@
                 <w:i w:val="false"/>
                 <w:b w:val="false"/>
                 <w:u w:val="none"/>
-                <w:sz w:val="24"/>
-                <w:szCs w:val="24"/>
-                <w:color w:val="000000"/>
-              </w:rPr>
-            </w:pPr>
-            <w:r>
-              <w:rPr>
-                <w:rFonts w:ascii="Times New Roman" w:hAnsi="Times New Roman" w:eastAsia="Times New Roman" w:cs="Times New Roman"/>
-                <w:i w:val="false"/>
-                <w:b w:val="false"/>
-                <w:u w:val="none"/>
+                <w:strike w:val="false"/>
+                <w:sz w:val="24"/>
+                <w:szCs w:val="24"/>
+                <w:color w:val="000000"/>
+              </w:rPr>
+            </w:pPr>
+            <w:r>
+              <w:rPr>
+                <w:rFonts w:ascii="Times New Roman" w:hAnsi="Times New Roman" w:eastAsia="Times New Roman" w:cs="Times New Roman"/>
+                <w:i w:val="false"/>
+                <w:b w:val="false"/>
+                <w:u w:val="none"/>
+                <w:strike w:val="false"/>
                 <w:sz w:val="24"/>
                 <w:szCs w:val="24"/>
                 <w:color w:val="000000"/>
@@ -581,17 +596,19 @@
                 <w:i w:val="false"/>
                 <w:b w:val="false"/>
                 <w:u w:val="none"/>
-                <w:sz w:val="24"/>
-                <w:szCs w:val="24"/>
-                <w:color w:val="000000"/>
-              </w:rPr>
-            </w:pPr>
-            <w:r>
-              <w:rPr>
-                <w:rFonts w:ascii="Times New Roman" w:hAnsi="Times New Roman" w:eastAsia="Times New Roman" w:cs="Times New Roman"/>
-                <w:i w:val="false"/>
-                <w:b w:val="false"/>
-                <w:u w:val="none"/>
+                <w:strike w:val="false"/>
+                <w:sz w:val="24"/>
+                <w:szCs w:val="24"/>
+                <w:color w:val="000000"/>
+              </w:rPr>
+            </w:pPr>
+            <w:r>
+              <w:rPr>
+                <w:rFonts w:ascii="Times New Roman" w:hAnsi="Times New Roman" w:eastAsia="Times New Roman" w:cs="Times New Roman"/>
+                <w:i w:val="false"/>
+                <w:b w:val="false"/>
+                <w:u w:val="none"/>
+                <w:strike w:val="false"/>
                 <w:sz w:val="24"/>
                 <w:szCs w:val="24"/>
                 <w:color w:val="000000"/>
@@ -605,7 +622,6 @@
         <w:trPr>
           <w:trHeight w:val="360" w:hRule="auto"/>
         </w:trPr>
-        body 2
         <w:tc>
           <w:tcPr>
             <w:tcBorders>
@@ -640,17 +656,19 @@
                 <w:i w:val="false"/>
                 <w:b w:val="false"/>
                 <w:u w:val="none"/>
-                <w:sz w:val="24"/>
-                <w:szCs w:val="24"/>
-                <w:color w:val="000000"/>
-              </w:rPr>
-            </w:pPr>
-            <w:r>
-              <w:rPr>
-                <w:rFonts w:ascii="Times New Roman" w:hAnsi="Times New Roman" w:eastAsia="Times New Roman" w:cs="Times New Roman"/>
-                <w:i w:val="false"/>
-                <w:b w:val="false"/>
-                <w:u w:val="none"/>
+                <w:strike w:val="false"/>
+                <w:sz w:val="24"/>
+                <w:szCs w:val="24"/>
+                <w:color w:val="000000"/>
+              </w:rPr>
+            </w:pPr>
+            <w:r>
+              <w:rPr>
+                <w:rFonts w:ascii="Times New Roman" w:hAnsi="Times New Roman" w:eastAsia="Times New Roman" w:cs="Times New Roman"/>
+                <w:i w:val="false"/>
+                <w:b w:val="false"/>
+                <w:u w:val="none"/>
+                <w:strike w:val="false"/>
                 <w:sz w:val="24"/>
                 <w:szCs w:val="24"/>
                 <w:color w:val="000000"/>
@@ -693,17 +711,19 @@
                 <w:i w:val="false"/>
                 <w:b w:val="false"/>
                 <w:u w:val="none"/>
-                <w:sz w:val="24"/>
-                <w:szCs w:val="24"/>
-                <w:color w:val="000000"/>
-              </w:rPr>
-            </w:pPr>
-            <w:r>
-              <w:rPr>
-                <w:rFonts w:ascii="Times New Roman" w:hAnsi="Times New Roman" w:eastAsia="Times New Roman" w:cs="Times New Roman"/>
-                <w:i w:val="false"/>
-                <w:b w:val="false"/>
-                <w:u w:val="none"/>
+                <w:strike w:val="false"/>
+                <w:sz w:val="24"/>
+                <w:szCs w:val="24"/>
+                <w:color w:val="000000"/>
+              </w:rPr>
+            </w:pPr>
+            <w:r>
+              <w:rPr>
+                <w:rFonts w:ascii="Times New Roman" w:hAnsi="Times New Roman" w:eastAsia="Times New Roman" w:cs="Times New Roman"/>
+                <w:i w:val="false"/>
+                <w:b w:val="false"/>
+                <w:u w:val="none"/>
+                <w:strike w:val="false"/>
                 <w:sz w:val="24"/>
                 <w:szCs w:val="24"/>
                 <w:color w:val="000000"/>
@@ -746,17 +766,19 @@
                 <w:i w:val="false"/>
                 <w:b w:val="false"/>
                 <w:u w:val="none"/>
-                <w:sz w:val="24"/>
-                <w:szCs w:val="24"/>
-                <w:color w:val="000000"/>
-              </w:rPr>
-            </w:pPr>
-            <w:r>
-              <w:rPr>
-                <w:rFonts w:ascii="Times New Roman" w:hAnsi="Times New Roman" w:eastAsia="Times New Roman" w:cs="Times New Roman"/>
-                <w:i w:val="false"/>
-                <w:b w:val="false"/>
-                <w:u w:val="none"/>
+                <w:strike w:val="false"/>
+                <w:sz w:val="24"/>
+                <w:szCs w:val="24"/>
+                <w:color w:val="000000"/>
+              </w:rPr>
+            </w:pPr>
+            <w:r>
+              <w:rPr>
+                <w:rFonts w:ascii="Times New Roman" w:hAnsi="Times New Roman" w:eastAsia="Times New Roman" w:cs="Times New Roman"/>
+                <w:i w:val="false"/>
+                <w:b w:val="false"/>
+                <w:u w:val="none"/>
+                <w:strike w:val="false"/>
                 <w:sz w:val="24"/>
                 <w:szCs w:val="24"/>
                 <w:color w:val="000000"/>
@@ -799,17 +821,19 @@
                 <w:i w:val="false"/>
                 <w:b w:val="false"/>
                 <w:u w:val="none"/>
-                <w:sz w:val="24"/>
-                <w:szCs w:val="24"/>
-                <w:color w:val="000000"/>
-              </w:rPr>
-            </w:pPr>
-            <w:r>
-              <w:rPr>
-                <w:rFonts w:ascii="Times New Roman" w:hAnsi="Times New Roman" w:eastAsia="Times New Roman" w:cs="Times New Roman"/>
-                <w:i w:val="false"/>
-                <w:b w:val="false"/>
-                <w:u w:val="none"/>
+                <w:strike w:val="false"/>
+                <w:sz w:val="24"/>
+                <w:szCs w:val="24"/>
+                <w:color w:val="000000"/>
+              </w:rPr>
+            </w:pPr>
+            <w:r>
+              <w:rPr>
+                <w:rFonts w:ascii="Times New Roman" w:hAnsi="Times New Roman" w:eastAsia="Times New Roman" w:cs="Times New Roman"/>
+                <w:i w:val="false"/>
+                <w:b w:val="false"/>
+                <w:u w:val="none"/>
+                <w:strike w:val="false"/>
                 <w:sz w:val="24"/>
                 <w:szCs w:val="24"/>
                 <w:color w:val="000000"/>
@@ -823,7 +847,6 @@
         <w:trPr>
           <w:trHeight w:val="360" w:hRule="auto"/>
         </w:trPr>
-        body 3
         <w:tc>
           <w:tcPr>
             <w:tcBorders>
@@ -858,17 +881,19 @@
                 <w:i w:val="false"/>
                 <w:b w:val="false"/>
                 <w:u w:val="none"/>
-                <w:sz w:val="24"/>
-                <w:szCs w:val="24"/>
-                <w:color w:val="000000"/>
-              </w:rPr>
-            </w:pPr>
-            <w:r>
-              <w:rPr>
-                <w:rFonts w:ascii="Times New Roman" w:hAnsi="Times New Roman" w:eastAsia="Times New Roman" w:cs="Times New Roman"/>
-                <w:i w:val="false"/>
-                <w:b w:val="false"/>
-                <w:u w:val="none"/>
+                <w:strike w:val="false"/>
+                <w:sz w:val="24"/>
+                <w:szCs w:val="24"/>
+                <w:color w:val="000000"/>
+              </w:rPr>
+            </w:pPr>
+            <w:r>
+              <w:rPr>
+                <w:rFonts w:ascii="Times New Roman" w:hAnsi="Times New Roman" w:eastAsia="Times New Roman" w:cs="Times New Roman"/>
+                <w:i w:val="false"/>
+                <w:b w:val="false"/>
+                <w:u w:val="none"/>
+                <w:strike w:val="false"/>
                 <w:sz w:val="24"/>
                 <w:szCs w:val="24"/>
                 <w:color w:val="000000"/>
@@ -911,17 +936,19 @@
                 <w:i w:val="false"/>
                 <w:b w:val="false"/>
                 <w:u w:val="none"/>
-                <w:sz w:val="24"/>
-                <w:szCs w:val="24"/>
-                <w:color w:val="000000"/>
-              </w:rPr>
-            </w:pPr>
-            <w:r>
-              <w:rPr>
-                <w:rFonts w:ascii="Times New Roman" w:hAnsi="Times New Roman" w:eastAsia="Times New Roman" w:cs="Times New Roman"/>
-                <w:i w:val="false"/>
-                <w:b w:val="false"/>
-                <w:u w:val="none"/>
+                <w:strike w:val="false"/>
+                <w:sz w:val="24"/>
+                <w:szCs w:val="24"/>
+                <w:color w:val="000000"/>
+              </w:rPr>
+            </w:pPr>
+            <w:r>
+              <w:rPr>
+                <w:rFonts w:ascii="Times New Roman" w:hAnsi="Times New Roman" w:eastAsia="Times New Roman" w:cs="Times New Roman"/>
+                <w:i w:val="false"/>
+                <w:b w:val="false"/>
+                <w:u w:val="none"/>
+                <w:strike w:val="false"/>
                 <w:sz w:val="24"/>
                 <w:szCs w:val="24"/>
                 <w:color w:val="000000"/>
@@ -964,17 +991,19 @@
                 <w:i w:val="false"/>
                 <w:b w:val="false"/>
                 <w:u w:val="none"/>
-                <w:sz w:val="24"/>
-                <w:szCs w:val="24"/>
-                <w:color w:val="000000"/>
-              </w:rPr>
-            </w:pPr>
-            <w:r>
-              <w:rPr>
-                <w:rFonts w:ascii="Times New Roman" w:hAnsi="Times New Roman" w:eastAsia="Times New Roman" w:cs="Times New Roman"/>
-                <w:i w:val="false"/>
-                <w:b w:val="false"/>
-                <w:u w:val="none"/>
+                <w:strike w:val="false"/>
+                <w:sz w:val="24"/>
+                <w:szCs w:val="24"/>
+                <w:color w:val="000000"/>
+              </w:rPr>
+            </w:pPr>
+            <w:r>
+              <w:rPr>
+                <w:rFonts w:ascii="Times New Roman" w:hAnsi="Times New Roman" w:eastAsia="Times New Roman" w:cs="Times New Roman"/>
+                <w:i w:val="false"/>
+                <w:b w:val="false"/>
+                <w:u w:val="none"/>
+                <w:strike w:val="false"/>
                 <w:sz w:val="24"/>
                 <w:szCs w:val="24"/>
                 <w:color w:val="000000"/>
@@ -1017,17 +1046,19 @@
                 <w:i w:val="false"/>
                 <w:b w:val="false"/>
                 <w:u w:val="none"/>
-                <w:sz w:val="24"/>
-                <w:szCs w:val="24"/>
-                <w:color w:val="000000"/>
-              </w:rPr>
-            </w:pPr>
-            <w:r>
-              <w:rPr>
-                <w:rFonts w:ascii="Times New Roman" w:hAnsi="Times New Roman" w:eastAsia="Times New Roman" w:cs="Times New Roman"/>
-                <w:i w:val="false"/>
-                <w:b w:val="false"/>
-                <w:u w:val="none"/>
+                <w:strike w:val="false"/>
+                <w:sz w:val="24"/>
+                <w:szCs w:val="24"/>
+                <w:color w:val="000000"/>
+              </w:rPr>
+            </w:pPr>
+            <w:r>
+              <w:rPr>
+                <w:rFonts w:ascii="Times New Roman" w:hAnsi="Times New Roman" w:eastAsia="Times New Roman" w:cs="Times New Roman"/>
+                <w:i w:val="false"/>
+                <w:b w:val="false"/>
+                <w:u w:val="none"/>
+                <w:strike w:val="false"/>
                 <w:sz w:val="24"/>
                 <w:szCs w:val="24"/>
                 <w:color w:val="000000"/>
@@ -1041,7 +1072,6 @@
         <w:trPr>
           <w:trHeight w:val="360" w:hRule="auto"/>
         </w:trPr>
-        body 4
         <w:tc>
           <w:tcPr>
             <w:tcBorders>
@@ -1076,17 +1106,19 @@
                 <w:i w:val="false"/>
                 <w:b w:val="false"/>
                 <w:u w:val="none"/>
-                <w:sz w:val="24"/>
-                <w:szCs w:val="24"/>
-                <w:color w:val="000000"/>
-              </w:rPr>
-            </w:pPr>
-            <w:r>
-              <w:rPr>
-                <w:rFonts w:ascii="Times New Roman" w:hAnsi="Times New Roman" w:eastAsia="Times New Roman" w:cs="Times New Roman"/>
-                <w:i w:val="false"/>
-                <w:b w:val="false"/>
-                <w:u w:val="none"/>
+                <w:strike w:val="false"/>
+                <w:sz w:val="24"/>
+                <w:szCs w:val="24"/>
+                <w:color w:val="000000"/>
+              </w:rPr>
+            </w:pPr>
+            <w:r>
+              <w:rPr>
+                <w:rFonts w:ascii="Times New Roman" w:hAnsi="Times New Roman" w:eastAsia="Times New Roman" w:cs="Times New Roman"/>
+                <w:i w:val="false"/>
+                <w:b w:val="false"/>
+                <w:u w:val="none"/>
+                <w:strike w:val="false"/>
                 <w:sz w:val="24"/>
                 <w:szCs w:val="24"/>
                 <w:color w:val="000000"/>
@@ -1129,17 +1161,19 @@
                 <w:i w:val="false"/>
                 <w:b w:val="false"/>
                 <w:u w:val="none"/>
-                <w:sz w:val="24"/>
-                <w:szCs w:val="24"/>
-                <w:color w:val="000000"/>
-              </w:rPr>
-            </w:pPr>
-            <w:r>
-              <w:rPr>
-                <w:rFonts w:ascii="Times New Roman" w:hAnsi="Times New Roman" w:eastAsia="Times New Roman" w:cs="Times New Roman"/>
-                <w:i w:val="false"/>
-                <w:b w:val="false"/>
-                <w:u w:val="none"/>
+                <w:strike w:val="false"/>
+                <w:sz w:val="24"/>
+                <w:szCs w:val="24"/>
+                <w:color w:val="000000"/>
+              </w:rPr>
+            </w:pPr>
+            <w:r>
+              <w:rPr>
+                <w:rFonts w:ascii="Times New Roman" w:hAnsi="Times New Roman" w:eastAsia="Times New Roman" w:cs="Times New Roman"/>
+                <w:i w:val="false"/>
+                <w:b w:val="false"/>
+                <w:u w:val="none"/>
+                <w:strike w:val="false"/>
                 <w:sz w:val="24"/>
                 <w:szCs w:val="24"/>
                 <w:color w:val="000000"/>
@@ -1182,17 +1216,19 @@
                 <w:i w:val="false"/>
                 <w:b w:val="false"/>
                 <w:u w:val="none"/>
-                <w:sz w:val="24"/>
-                <w:szCs w:val="24"/>
-                <w:color w:val="000000"/>
-              </w:rPr>
-            </w:pPr>
-            <w:r>
-              <w:rPr>
-                <w:rFonts w:ascii="Times New Roman" w:hAnsi="Times New Roman" w:eastAsia="Times New Roman" w:cs="Times New Roman"/>
-                <w:i w:val="false"/>
-                <w:b w:val="false"/>
-                <w:u w:val="none"/>
+                <w:strike w:val="false"/>
+                <w:sz w:val="24"/>
+                <w:szCs w:val="24"/>
+                <w:color w:val="000000"/>
+              </w:rPr>
+            </w:pPr>
+            <w:r>
+              <w:rPr>
+                <w:rFonts w:ascii="Times New Roman" w:hAnsi="Times New Roman" w:eastAsia="Times New Roman" w:cs="Times New Roman"/>
+                <w:i w:val="false"/>
+                <w:b w:val="false"/>
+                <w:u w:val="none"/>
+                <w:strike w:val="false"/>
                 <w:sz w:val="24"/>
                 <w:szCs w:val="24"/>
                 <w:color w:val="000000"/>
@@ -1235,17 +1271,19 @@
                 <w:i w:val="false"/>
                 <w:b w:val="false"/>
                 <w:u w:val="none"/>
-                <w:sz w:val="24"/>
-                <w:szCs w:val="24"/>
-                <w:color w:val="000000"/>
-              </w:rPr>
-            </w:pPr>
-            <w:r>
-              <w:rPr>
-                <w:rFonts w:ascii="Times New Roman" w:hAnsi="Times New Roman" w:eastAsia="Times New Roman" w:cs="Times New Roman"/>
-                <w:i w:val="false"/>
-                <w:b w:val="false"/>
-                <w:u w:val="none"/>
+                <w:strike w:val="false"/>
+                <w:sz w:val="24"/>
+                <w:szCs w:val="24"/>
+                <w:color w:val="000000"/>
+              </w:rPr>
+            </w:pPr>
+            <w:r>
+              <w:rPr>
+                <w:rFonts w:ascii="Times New Roman" w:hAnsi="Times New Roman" w:eastAsia="Times New Roman" w:cs="Times New Roman"/>
+                <w:i w:val="false"/>
+                <w:b w:val="false"/>
+                <w:u w:val="none"/>
+                <w:strike w:val="false"/>
                 <w:sz w:val="24"/>
                 <w:szCs w:val="24"/>
                 <w:color w:val="000000"/>
@@ -1259,7 +1297,6 @@
         <w:trPr>
           <w:trHeight w:val="360" w:hRule="auto"/>
         </w:trPr>
-        body 5
         <w:tc>
           <w:tcPr>
             <w:tcBorders>
@@ -1294,17 +1331,19 @@
                 <w:i w:val="false"/>
                 <w:b w:val="false"/>
                 <w:u w:val="none"/>
-                <w:sz w:val="24"/>
-                <w:szCs w:val="24"/>
-                <w:color w:val="000000"/>
-              </w:rPr>
-            </w:pPr>
-            <w:r>
-              <w:rPr>
-                <w:rFonts w:ascii="Times New Roman" w:hAnsi="Times New Roman" w:eastAsia="Times New Roman" w:cs="Times New Roman"/>
-                <w:i w:val="false"/>
-                <w:b w:val="false"/>
-                <w:u w:val="none"/>
+                <w:strike w:val="false"/>
+                <w:sz w:val="24"/>
+                <w:szCs w:val="24"/>
+                <w:color w:val="000000"/>
+              </w:rPr>
+            </w:pPr>
+            <w:r>
+              <w:rPr>
+                <w:rFonts w:ascii="Times New Roman" w:hAnsi="Times New Roman" w:eastAsia="Times New Roman" w:cs="Times New Roman"/>
+                <w:i w:val="false"/>
+                <w:b w:val="false"/>
+                <w:u w:val="none"/>
+                <w:strike w:val="false"/>
                 <w:sz w:val="24"/>
                 <w:szCs w:val="24"/>
                 <w:color w:val="000000"/>
@@ -1347,17 +1386,19 @@
                 <w:i w:val="false"/>
                 <w:b w:val="false"/>
                 <w:u w:val="none"/>
-                <w:sz w:val="24"/>
-                <w:szCs w:val="24"/>
-                <w:color w:val="000000"/>
-              </w:rPr>
-            </w:pPr>
-            <w:r>
-              <w:rPr>
-                <w:rFonts w:ascii="Times New Roman" w:hAnsi="Times New Roman" w:eastAsia="Times New Roman" w:cs="Times New Roman"/>
-                <w:i w:val="false"/>
-                <w:b w:val="false"/>
-                <w:u w:val="none"/>
+                <w:strike w:val="false"/>
+                <w:sz w:val="24"/>
+                <w:szCs w:val="24"/>
+                <w:color w:val="000000"/>
+              </w:rPr>
+            </w:pPr>
+            <w:r>
+              <w:rPr>
+                <w:rFonts w:ascii="Times New Roman" w:hAnsi="Times New Roman" w:eastAsia="Times New Roman" w:cs="Times New Roman"/>
+                <w:i w:val="false"/>
+                <w:b w:val="false"/>
+                <w:u w:val="none"/>
+                <w:strike w:val="false"/>
                 <w:sz w:val="24"/>
                 <w:szCs w:val="24"/>
                 <w:color w:val="000000"/>
@@ -1400,17 +1441,19 @@
                 <w:i w:val="false"/>
                 <w:b w:val="false"/>
                 <w:u w:val="none"/>
-                <w:sz w:val="24"/>
-                <w:szCs w:val="24"/>
-                <w:color w:val="000000"/>
-              </w:rPr>
-            </w:pPr>
-            <w:r>
-              <w:rPr>
-                <w:rFonts w:ascii="Times New Roman" w:hAnsi="Times New Roman" w:eastAsia="Times New Roman" w:cs="Times New Roman"/>
-                <w:i w:val="false"/>
-                <w:b w:val="false"/>
-                <w:u w:val="none"/>
+                <w:strike w:val="false"/>
+                <w:sz w:val="24"/>
+                <w:szCs w:val="24"/>
+                <w:color w:val="000000"/>
+              </w:rPr>
+            </w:pPr>
+            <w:r>
+              <w:rPr>
+                <w:rFonts w:ascii="Times New Roman" w:hAnsi="Times New Roman" w:eastAsia="Times New Roman" w:cs="Times New Roman"/>
+                <w:i w:val="false"/>
+                <w:b w:val="false"/>
+                <w:u w:val="none"/>
+                <w:strike w:val="false"/>
                 <w:sz w:val="24"/>
                 <w:szCs w:val="24"/>
                 <w:color w:val="000000"/>
@@ -1453,17 +1496,19 @@
                 <w:i w:val="false"/>
                 <w:b w:val="false"/>
                 <w:u w:val="none"/>
-                <w:sz w:val="24"/>
-                <w:szCs w:val="24"/>
-                <w:color w:val="000000"/>
-              </w:rPr>
-            </w:pPr>
-            <w:r>
-              <w:rPr>
-                <w:rFonts w:ascii="Times New Roman" w:hAnsi="Times New Roman" w:eastAsia="Times New Roman" w:cs="Times New Roman"/>
-                <w:i w:val="false"/>
-                <w:b w:val="false"/>
-                <w:u w:val="none"/>
+                <w:strike w:val="false"/>
+                <w:sz w:val="24"/>
+                <w:szCs w:val="24"/>
+                <w:color w:val="000000"/>
+              </w:rPr>
+            </w:pPr>
+            <w:r>
+              <w:rPr>
+                <w:rFonts w:ascii="Times New Roman" w:hAnsi="Times New Roman" w:eastAsia="Times New Roman" w:cs="Times New Roman"/>
+                <w:i w:val="false"/>
+                <w:b w:val="false"/>
+                <w:u w:val="none"/>
+                <w:strike w:val="false"/>
                 <w:sz w:val="24"/>
                 <w:szCs w:val="24"/>
                 <w:color w:val="000000"/>
@@ -1477,7 +1522,6 @@
         <w:trPr>
           <w:trHeight w:val="360" w:hRule="auto"/>
         </w:trPr>
-        body 6
         <w:tc>
           <w:tcPr>
             <w:tcBorders>
@@ -1512,17 +1556,19 @@
                 <w:i w:val="false"/>
                 <w:b w:val="false"/>
                 <w:u w:val="none"/>
-                <w:sz w:val="24"/>
-                <w:szCs w:val="24"/>
-                <w:color w:val="000000"/>
-              </w:rPr>
-            </w:pPr>
-            <w:r>
-              <w:rPr>
-                <w:rFonts w:ascii="Times New Roman" w:hAnsi="Times New Roman" w:eastAsia="Times New Roman" w:cs="Times New Roman"/>
-                <w:i w:val="false"/>
-                <w:b w:val="false"/>
-                <w:u w:val="none"/>
+                <w:strike w:val="false"/>
+                <w:sz w:val="24"/>
+                <w:szCs w:val="24"/>
+                <w:color w:val="000000"/>
+              </w:rPr>
+            </w:pPr>
+            <w:r>
+              <w:rPr>
+                <w:rFonts w:ascii="Times New Roman" w:hAnsi="Times New Roman" w:eastAsia="Times New Roman" w:cs="Times New Roman"/>
+                <w:i w:val="false"/>
+                <w:b w:val="false"/>
+                <w:u w:val="none"/>
+                <w:strike w:val="false"/>
                 <w:sz w:val="24"/>
                 <w:szCs w:val="24"/>
                 <w:color w:val="000000"/>
@@ -1565,17 +1611,19 @@
                 <w:i w:val="false"/>
                 <w:b w:val="false"/>
                 <w:u w:val="none"/>
-                <w:sz w:val="24"/>
-                <w:szCs w:val="24"/>
-                <w:color w:val="000000"/>
-              </w:rPr>
-            </w:pPr>
-            <w:r>
-              <w:rPr>
-                <w:rFonts w:ascii="Times New Roman" w:hAnsi="Times New Roman" w:eastAsia="Times New Roman" w:cs="Times New Roman"/>
-                <w:i w:val="false"/>
-                <w:b w:val="false"/>
-                <w:u w:val="none"/>
+                <w:strike w:val="false"/>
+                <w:sz w:val="24"/>
+                <w:szCs w:val="24"/>
+                <w:color w:val="000000"/>
+              </w:rPr>
+            </w:pPr>
+            <w:r>
+              <w:rPr>
+                <w:rFonts w:ascii="Times New Roman" w:hAnsi="Times New Roman" w:eastAsia="Times New Roman" w:cs="Times New Roman"/>
+                <w:i w:val="false"/>
+                <w:b w:val="false"/>
+                <w:u w:val="none"/>
+                <w:strike w:val="false"/>
                 <w:sz w:val="24"/>
                 <w:szCs w:val="24"/>
                 <w:color w:val="000000"/>
@@ -1618,17 +1666,19 @@
                 <w:i w:val="false"/>
                 <w:b w:val="false"/>
                 <w:u w:val="none"/>
-                <w:sz w:val="24"/>
-                <w:szCs w:val="24"/>
-                <w:color w:val="000000"/>
-              </w:rPr>
-            </w:pPr>
-            <w:r>
-              <w:rPr>
-                <w:rFonts w:ascii="Times New Roman" w:hAnsi="Times New Roman" w:eastAsia="Times New Roman" w:cs="Times New Roman"/>
-                <w:i w:val="false"/>
-                <w:b w:val="false"/>
-                <w:u w:val="none"/>
+                <w:strike w:val="false"/>
+                <w:sz w:val="24"/>
+                <w:szCs w:val="24"/>
+                <w:color w:val="000000"/>
+              </w:rPr>
+            </w:pPr>
+            <w:r>
+              <w:rPr>
+                <w:rFonts w:ascii="Times New Roman" w:hAnsi="Times New Roman" w:eastAsia="Times New Roman" w:cs="Times New Roman"/>
+                <w:i w:val="false"/>
+                <w:b w:val="false"/>
+                <w:u w:val="none"/>
+                <w:strike w:val="false"/>
                 <w:sz w:val="24"/>
                 <w:szCs w:val="24"/>
                 <w:color w:val="000000"/>
@@ -1671,17 +1721,19 @@
                 <w:i w:val="false"/>
                 <w:b w:val="false"/>
                 <w:u w:val="none"/>
-                <w:sz w:val="24"/>
-                <w:szCs w:val="24"/>
-                <w:color w:val="000000"/>
-              </w:rPr>
-            </w:pPr>
-            <w:r>
-              <w:rPr>
-                <w:rFonts w:ascii="Times New Roman" w:hAnsi="Times New Roman" w:eastAsia="Times New Roman" w:cs="Times New Roman"/>
-                <w:i w:val="false"/>
-                <w:b w:val="false"/>
-                <w:u w:val="none"/>
+                <w:strike w:val="false"/>
+                <w:sz w:val="24"/>
+                <w:szCs w:val="24"/>
+                <w:color w:val="000000"/>
+              </w:rPr>
+            </w:pPr>
+            <w:r>
+              <w:rPr>
+                <w:rFonts w:ascii="Times New Roman" w:hAnsi="Times New Roman" w:eastAsia="Times New Roman" w:cs="Times New Roman"/>
+                <w:i w:val="false"/>
+                <w:b w:val="false"/>
+                <w:u w:val="none"/>
+                <w:strike w:val="false"/>
                 <w:sz w:val="24"/>
                 <w:szCs w:val="24"/>
                 <w:color w:val="000000"/>
@@ -1695,7 +1747,6 @@
         <w:trPr>
           <w:trHeight w:val="360" w:hRule="auto"/>
         </w:trPr>
-        body 7
         <w:tc>
           <w:tcPr>
             <w:tcBorders>
@@ -1730,17 +1781,19 @@
                 <w:i w:val="false"/>
                 <w:b w:val="false"/>
                 <w:u w:val="none"/>
-                <w:sz w:val="24"/>
-                <w:szCs w:val="24"/>
-                <w:color w:val="000000"/>
-              </w:rPr>
-            </w:pPr>
-            <w:r>
-              <w:rPr>
-                <w:rFonts w:ascii="Times New Roman" w:hAnsi="Times New Roman" w:eastAsia="Times New Roman" w:cs="Times New Roman"/>
-                <w:i w:val="false"/>
-                <w:b w:val="false"/>
-                <w:u w:val="none"/>
+                <w:strike w:val="false"/>
+                <w:sz w:val="24"/>
+                <w:szCs w:val="24"/>
+                <w:color w:val="000000"/>
+              </w:rPr>
+            </w:pPr>
+            <w:r>
+              <w:rPr>
+                <w:rFonts w:ascii="Times New Roman" w:hAnsi="Times New Roman" w:eastAsia="Times New Roman" w:cs="Times New Roman"/>
+                <w:i w:val="false"/>
+                <w:b w:val="false"/>
+                <w:u w:val="none"/>
+                <w:strike w:val="false"/>
                 <w:sz w:val="24"/>
                 <w:szCs w:val="24"/>
                 <w:color w:val="000000"/>
@@ -1783,17 +1836,19 @@
                 <w:i w:val="false"/>
                 <w:b w:val="false"/>
                 <w:u w:val="none"/>
-                <w:sz w:val="24"/>
-                <w:szCs w:val="24"/>
-                <w:color w:val="000000"/>
-              </w:rPr>
-            </w:pPr>
-            <w:r>
-              <w:rPr>
-                <w:rFonts w:ascii="Times New Roman" w:hAnsi="Times New Roman" w:eastAsia="Times New Roman" w:cs="Times New Roman"/>
-                <w:i w:val="false"/>
-                <w:b w:val="false"/>
-                <w:u w:val="none"/>
+                <w:strike w:val="false"/>
+                <w:sz w:val="24"/>
+                <w:szCs w:val="24"/>
+                <w:color w:val="000000"/>
+              </w:rPr>
+            </w:pPr>
+            <w:r>
+              <w:rPr>
+                <w:rFonts w:ascii="Times New Roman" w:hAnsi="Times New Roman" w:eastAsia="Times New Roman" w:cs="Times New Roman"/>
+                <w:i w:val="false"/>
+                <w:b w:val="false"/>
+                <w:u w:val="none"/>
+                <w:strike w:val="false"/>
                 <w:sz w:val="24"/>
                 <w:szCs w:val="24"/>
                 <w:color w:val="000000"/>
@@ -1836,17 +1891,19 @@
                 <w:i w:val="false"/>
                 <w:b w:val="false"/>
                 <w:u w:val="none"/>
-                <w:sz w:val="24"/>
-                <w:szCs w:val="24"/>
-                <w:color w:val="000000"/>
-              </w:rPr>
-            </w:pPr>
-            <w:r>
-              <w:rPr>
-                <w:rFonts w:ascii="Times New Roman" w:hAnsi="Times New Roman" w:eastAsia="Times New Roman" w:cs="Times New Roman"/>
-                <w:i w:val="false"/>
-                <w:b w:val="false"/>
-                <w:u w:val="none"/>
+                <w:strike w:val="false"/>
+                <w:sz w:val="24"/>
+                <w:szCs w:val="24"/>
+                <w:color w:val="000000"/>
+              </w:rPr>
+            </w:pPr>
+            <w:r>
+              <w:rPr>
+                <w:rFonts w:ascii="Times New Roman" w:hAnsi="Times New Roman" w:eastAsia="Times New Roman" w:cs="Times New Roman"/>
+                <w:i w:val="false"/>
+                <w:b w:val="false"/>
+                <w:u w:val="none"/>
+                <w:strike w:val="false"/>
                 <w:sz w:val="24"/>
                 <w:szCs w:val="24"/>
                 <w:color w:val="000000"/>
@@ -1889,17 +1946,19 @@
                 <w:i w:val="false"/>
                 <w:b w:val="false"/>
                 <w:u w:val="none"/>
-                <w:sz w:val="24"/>
-                <w:szCs w:val="24"/>
-                <w:color w:val="000000"/>
-              </w:rPr>
-            </w:pPr>
-            <w:r>
-              <w:rPr>
-                <w:rFonts w:ascii="Times New Roman" w:hAnsi="Times New Roman" w:eastAsia="Times New Roman" w:cs="Times New Roman"/>
-                <w:i w:val="false"/>
-                <w:b w:val="false"/>
-                <w:u w:val="none"/>
+                <w:strike w:val="false"/>
+                <w:sz w:val="24"/>
+                <w:szCs w:val="24"/>
+                <w:color w:val="000000"/>
+              </w:rPr>
+            </w:pPr>
+            <w:r>
+              <w:rPr>
+                <w:rFonts w:ascii="Times New Roman" w:hAnsi="Times New Roman" w:eastAsia="Times New Roman" w:cs="Times New Roman"/>
+                <w:i w:val="false"/>
+                <w:b w:val="false"/>
+                <w:u w:val="none"/>
+                <w:strike w:val="false"/>
                 <w:sz w:val="24"/>
                 <w:szCs w:val="24"/>
                 <w:color w:val="000000"/>
@@ -1913,7 +1972,6 @@
         <w:trPr>
           <w:trHeight w:val="360" w:hRule="auto"/>
         </w:trPr>
-        body 8
         <w:tc>
           <w:tcPr>
             <w:tcBorders>
@@ -1948,17 +2006,19 @@
                 <w:i w:val="false"/>
                 <w:b w:val="false"/>
                 <w:u w:val="none"/>
-                <w:sz w:val="24"/>
-                <w:szCs w:val="24"/>
-                <w:color w:val="000000"/>
-              </w:rPr>
-            </w:pPr>
-            <w:r>
-              <w:rPr>
-                <w:rFonts w:ascii="Times New Roman" w:hAnsi="Times New Roman" w:eastAsia="Times New Roman" w:cs="Times New Roman"/>
-                <w:i w:val="false"/>
-                <w:b w:val="false"/>
-                <w:u w:val="none"/>
+                <w:strike w:val="false"/>
+                <w:sz w:val="24"/>
+                <w:szCs w:val="24"/>
+                <w:color w:val="000000"/>
+              </w:rPr>
+            </w:pPr>
+            <w:r>
+              <w:rPr>
+                <w:rFonts w:ascii="Times New Roman" w:hAnsi="Times New Roman" w:eastAsia="Times New Roman" w:cs="Times New Roman"/>
+                <w:i w:val="false"/>
+                <w:b w:val="false"/>
+                <w:u w:val="none"/>
+                <w:strike w:val="false"/>
                 <w:sz w:val="24"/>
                 <w:szCs w:val="24"/>
                 <w:color w:val="000000"/>
@@ -2001,17 +2061,19 @@
                 <w:i w:val="false"/>
                 <w:b w:val="false"/>
                 <w:u w:val="none"/>
-                <w:sz w:val="24"/>
-                <w:szCs w:val="24"/>
-                <w:color w:val="000000"/>
-              </w:rPr>
-            </w:pPr>
-            <w:r>
-              <w:rPr>
-                <w:rFonts w:ascii="Times New Roman" w:hAnsi="Times New Roman" w:eastAsia="Times New Roman" w:cs="Times New Roman"/>
-                <w:i w:val="false"/>
-                <w:b w:val="false"/>
-                <w:u w:val="none"/>
+                <w:strike w:val="false"/>
+                <w:sz w:val="24"/>
+                <w:szCs w:val="24"/>
+                <w:color w:val="000000"/>
+              </w:rPr>
+            </w:pPr>
+            <w:r>
+              <w:rPr>
+                <w:rFonts w:ascii="Times New Roman" w:hAnsi="Times New Roman" w:eastAsia="Times New Roman" w:cs="Times New Roman"/>
+                <w:i w:val="false"/>
+                <w:b w:val="false"/>
+                <w:u w:val="none"/>
+                <w:strike w:val="false"/>
                 <w:sz w:val="24"/>
                 <w:szCs w:val="24"/>
                 <w:color w:val="000000"/>
@@ -2054,17 +2116,19 @@
                 <w:i w:val="false"/>
                 <w:b w:val="false"/>
                 <w:u w:val="none"/>
-                <w:sz w:val="24"/>
-                <w:szCs w:val="24"/>
-                <w:color w:val="000000"/>
-              </w:rPr>
-            </w:pPr>
-            <w:r>
-              <w:rPr>
-                <w:rFonts w:ascii="Times New Roman" w:hAnsi="Times New Roman" w:eastAsia="Times New Roman" w:cs="Times New Roman"/>
-                <w:i w:val="false"/>
-                <w:b w:val="false"/>
-                <w:u w:val="none"/>
+                <w:strike w:val="false"/>
+                <w:sz w:val="24"/>
+                <w:szCs w:val="24"/>
+                <w:color w:val="000000"/>
+              </w:rPr>
+            </w:pPr>
+            <w:r>
+              <w:rPr>
+                <w:rFonts w:ascii="Times New Roman" w:hAnsi="Times New Roman" w:eastAsia="Times New Roman" w:cs="Times New Roman"/>
+                <w:i w:val="false"/>
+                <w:b w:val="false"/>
+                <w:u w:val="none"/>
+                <w:strike w:val="false"/>
                 <w:sz w:val="24"/>
                 <w:szCs w:val="24"/>
                 <w:color w:val="000000"/>
@@ -2107,17 +2171,19 @@
                 <w:i w:val="false"/>
                 <w:b w:val="false"/>
                 <w:u w:val="none"/>
-                <w:sz w:val="24"/>
-                <w:szCs w:val="24"/>
-                <w:color w:val="000000"/>
-              </w:rPr>
-            </w:pPr>
-            <w:r>
-              <w:rPr>
-                <w:rFonts w:ascii="Times New Roman" w:hAnsi="Times New Roman" w:eastAsia="Times New Roman" w:cs="Times New Roman"/>
-                <w:i w:val="false"/>
-                <w:b w:val="false"/>
-                <w:u w:val="none"/>
+                <w:strike w:val="false"/>
+                <w:sz w:val="24"/>
+                <w:szCs w:val="24"/>
+                <w:color w:val="000000"/>
+              </w:rPr>
+            </w:pPr>
+            <w:r>
+              <w:rPr>
+                <w:rFonts w:ascii="Times New Roman" w:hAnsi="Times New Roman" w:eastAsia="Times New Roman" w:cs="Times New Roman"/>
+                <w:i w:val="false"/>
+                <w:b w:val="false"/>
+                <w:u w:val="none"/>
+                <w:strike w:val="false"/>
                 <w:sz w:val="24"/>
                 <w:szCs w:val="24"/>
                 <w:color w:val="000000"/>
@@ -2131,7 +2197,6 @@
         <w:trPr>
           <w:trHeight w:val="360" w:hRule="auto"/>
         </w:trPr>
-        body 9
         <w:tc>
           <w:tcPr>
             <w:tcBorders>
@@ -2166,17 +2231,19 @@
                 <w:i w:val="false"/>
                 <w:b w:val="false"/>
                 <w:u w:val="none"/>
-                <w:sz w:val="24"/>
-                <w:szCs w:val="24"/>
-                <w:color w:val="000000"/>
-              </w:rPr>
-            </w:pPr>
-            <w:r>
-              <w:rPr>
-                <w:rFonts w:ascii="Times New Roman" w:hAnsi="Times New Roman" w:eastAsia="Times New Roman" w:cs="Times New Roman"/>
-                <w:i w:val="false"/>
-                <w:b w:val="false"/>
-                <w:u w:val="none"/>
+                <w:strike w:val="false"/>
+                <w:sz w:val="24"/>
+                <w:szCs w:val="24"/>
+                <w:color w:val="000000"/>
+              </w:rPr>
+            </w:pPr>
+            <w:r>
+              <w:rPr>
+                <w:rFonts w:ascii="Times New Roman" w:hAnsi="Times New Roman" w:eastAsia="Times New Roman" w:cs="Times New Roman"/>
+                <w:i w:val="false"/>
+                <w:b w:val="false"/>
+                <w:u w:val="none"/>
+                <w:strike w:val="false"/>
                 <w:sz w:val="24"/>
                 <w:szCs w:val="24"/>
                 <w:color w:val="000000"/>
@@ -2219,17 +2286,19 @@
                 <w:i w:val="false"/>
                 <w:b w:val="false"/>
                 <w:u w:val="none"/>
-                <w:sz w:val="24"/>
-                <w:szCs w:val="24"/>
-                <w:color w:val="000000"/>
-              </w:rPr>
-            </w:pPr>
-            <w:r>
-              <w:rPr>
-                <w:rFonts w:ascii="Times New Roman" w:hAnsi="Times New Roman" w:eastAsia="Times New Roman" w:cs="Times New Roman"/>
-                <w:i w:val="false"/>
-                <w:b w:val="false"/>
-                <w:u w:val="none"/>
+                <w:strike w:val="false"/>
+                <w:sz w:val="24"/>
+                <w:szCs w:val="24"/>
+                <w:color w:val="000000"/>
+              </w:rPr>
+            </w:pPr>
+            <w:r>
+              <w:rPr>
+                <w:rFonts w:ascii="Times New Roman" w:hAnsi="Times New Roman" w:eastAsia="Times New Roman" w:cs="Times New Roman"/>
+                <w:i w:val="false"/>
+                <w:b w:val="false"/>
+                <w:u w:val="none"/>
+                <w:strike w:val="false"/>
                 <w:sz w:val="24"/>
                 <w:szCs w:val="24"/>
                 <w:color w:val="000000"/>
@@ -2272,17 +2341,19 @@
                 <w:i w:val="false"/>
                 <w:b w:val="false"/>
                 <w:u w:val="none"/>
-                <w:sz w:val="24"/>
-                <w:szCs w:val="24"/>
-                <w:color w:val="000000"/>
-              </w:rPr>
-            </w:pPr>
-            <w:r>
-              <w:rPr>
-                <w:rFonts w:ascii="Times New Roman" w:hAnsi="Times New Roman" w:eastAsia="Times New Roman" w:cs="Times New Roman"/>
-                <w:i w:val="false"/>
-                <w:b w:val="false"/>
-                <w:u w:val="none"/>
+                <w:strike w:val="false"/>
+                <w:sz w:val="24"/>
+                <w:szCs w:val="24"/>
+                <w:color w:val="000000"/>
+              </w:rPr>
+            </w:pPr>
+            <w:r>
+              <w:rPr>
+                <w:rFonts w:ascii="Times New Roman" w:hAnsi="Times New Roman" w:eastAsia="Times New Roman" w:cs="Times New Roman"/>
+                <w:i w:val="false"/>
+                <w:b w:val="false"/>
+                <w:u w:val="none"/>
+                <w:strike w:val="false"/>
                 <w:sz w:val="24"/>
                 <w:szCs w:val="24"/>
                 <w:color w:val="000000"/>
@@ -2325,17 +2396,19 @@
                 <w:i w:val="false"/>
                 <w:b w:val="false"/>
                 <w:u w:val="none"/>
-                <w:sz w:val="24"/>
-                <w:szCs w:val="24"/>
-                <w:color w:val="000000"/>
-              </w:rPr>
-            </w:pPr>
-            <w:r>
-              <w:rPr>
-                <w:rFonts w:ascii="Times New Roman" w:hAnsi="Times New Roman" w:eastAsia="Times New Roman" w:cs="Times New Roman"/>
-                <w:i w:val="false"/>
-                <w:b w:val="false"/>
-                <w:u w:val="none"/>
+                <w:strike w:val="false"/>
+                <w:sz w:val="24"/>
+                <w:szCs w:val="24"/>
+                <w:color w:val="000000"/>
+              </w:rPr>
+            </w:pPr>
+            <w:r>
+              <w:rPr>
+                <w:rFonts w:ascii="Times New Roman" w:hAnsi="Times New Roman" w:eastAsia="Times New Roman" w:cs="Times New Roman"/>
+                <w:i w:val="false"/>
+                <w:b w:val="false"/>
+                <w:u w:val="none"/>
+                <w:strike w:val="false"/>
                 <w:sz w:val="24"/>
                 <w:szCs w:val="24"/>
                 <w:color w:val="000000"/>
@@ -2349,7 +2422,6 @@
         <w:trPr>
           <w:trHeight w:val="360" w:hRule="auto"/>
         </w:trPr>
-        body10
         <w:tc>
           <w:tcPr>
             <w:tcBorders>
@@ -2384,17 +2456,19 @@
                 <w:i w:val="false"/>
                 <w:b w:val="false"/>
                 <w:u w:val="none"/>
-                <w:sz w:val="24"/>
-                <w:szCs w:val="24"/>
-                <w:color w:val="000000"/>
-              </w:rPr>
-            </w:pPr>
-            <w:r>
-              <w:rPr>
-                <w:rFonts w:ascii="Times New Roman" w:hAnsi="Times New Roman" w:eastAsia="Times New Roman" w:cs="Times New Roman"/>
-                <w:i w:val="false"/>
-                <w:b w:val="false"/>
-                <w:u w:val="none"/>
+                <w:strike w:val="false"/>
+                <w:sz w:val="24"/>
+                <w:szCs w:val="24"/>
+                <w:color w:val="000000"/>
+              </w:rPr>
+            </w:pPr>
+            <w:r>
+              <w:rPr>
+                <w:rFonts w:ascii="Times New Roman" w:hAnsi="Times New Roman" w:eastAsia="Times New Roman" w:cs="Times New Roman"/>
+                <w:i w:val="false"/>
+                <w:b w:val="false"/>
+                <w:u w:val="none"/>
+                <w:strike w:val="false"/>
                 <w:sz w:val="24"/>
                 <w:szCs w:val="24"/>
                 <w:color w:val="000000"/>
@@ -2437,17 +2511,19 @@
                 <w:i w:val="false"/>
                 <w:b w:val="false"/>
                 <w:u w:val="none"/>
-                <w:sz w:val="24"/>
-                <w:szCs w:val="24"/>
-                <w:color w:val="000000"/>
-              </w:rPr>
-            </w:pPr>
-            <w:r>
-              <w:rPr>
-                <w:rFonts w:ascii="Times New Roman" w:hAnsi="Times New Roman" w:eastAsia="Times New Roman" w:cs="Times New Roman"/>
-                <w:i w:val="false"/>
-                <w:b w:val="false"/>
-                <w:u w:val="none"/>
+                <w:strike w:val="false"/>
+                <w:sz w:val="24"/>
+                <w:szCs w:val="24"/>
+                <w:color w:val="000000"/>
+              </w:rPr>
+            </w:pPr>
+            <w:r>
+              <w:rPr>
+                <w:rFonts w:ascii="Times New Roman" w:hAnsi="Times New Roman" w:eastAsia="Times New Roman" w:cs="Times New Roman"/>
+                <w:i w:val="false"/>
+                <w:b w:val="false"/>
+                <w:u w:val="none"/>
+                <w:strike w:val="false"/>
                 <w:sz w:val="24"/>
                 <w:szCs w:val="24"/>
                 <w:color w:val="000000"/>
@@ -2490,17 +2566,19 @@
                 <w:i w:val="false"/>
                 <w:b w:val="false"/>
                 <w:u w:val="none"/>
-                <w:sz w:val="24"/>
-                <w:szCs w:val="24"/>
-                <w:color w:val="000000"/>
-              </w:rPr>
-            </w:pPr>
-            <w:r>
-              <w:rPr>
-                <w:rFonts w:ascii="Times New Roman" w:hAnsi="Times New Roman" w:eastAsia="Times New Roman" w:cs="Times New Roman"/>
-                <w:i w:val="false"/>
-                <w:b w:val="false"/>
-                <w:u w:val="none"/>
+                <w:strike w:val="false"/>
+                <w:sz w:val="24"/>
+                <w:szCs w:val="24"/>
+                <w:color w:val="000000"/>
+              </w:rPr>
+            </w:pPr>
+            <w:r>
+              <w:rPr>
+                <w:rFonts w:ascii="Times New Roman" w:hAnsi="Times New Roman" w:eastAsia="Times New Roman" w:cs="Times New Roman"/>
+                <w:i w:val="false"/>
+                <w:b w:val="false"/>
+                <w:u w:val="none"/>
+                <w:strike w:val="false"/>
                 <w:sz w:val="24"/>
                 <w:szCs w:val="24"/>
                 <w:color w:val="000000"/>
@@ -2543,17 +2621,19 @@
                 <w:i w:val="false"/>
                 <w:b w:val="false"/>
                 <w:u w:val="none"/>
-                <w:sz w:val="24"/>
-                <w:szCs w:val="24"/>
-                <w:color w:val="000000"/>
-              </w:rPr>
-            </w:pPr>
-            <w:r>
-              <w:rPr>
-                <w:rFonts w:ascii="Times New Roman" w:hAnsi="Times New Roman" w:eastAsia="Times New Roman" w:cs="Times New Roman"/>
-                <w:i w:val="false"/>
-                <w:b w:val="false"/>
-                <w:u w:val="none"/>
+                <w:strike w:val="false"/>
+                <w:sz w:val="24"/>
+                <w:szCs w:val="24"/>
+                <w:color w:val="000000"/>
+              </w:rPr>
+            </w:pPr>
+            <w:r>
+              <w:rPr>
+                <w:rFonts w:ascii="Times New Roman" w:hAnsi="Times New Roman" w:eastAsia="Times New Roman" w:cs="Times New Roman"/>
+                <w:i w:val="false"/>
+                <w:b w:val="false"/>
+                <w:u w:val="none"/>
+                <w:strike w:val="false"/>
                 <w:sz w:val="24"/>
                 <w:szCs w:val="24"/>
                 <w:color w:val="000000"/>
@@ -2567,7 +2647,6 @@
         <w:trPr>
           <w:trHeight w:val="360" w:hRule="auto"/>
         </w:trPr>
-        body11
         <w:tc>
           <w:tcPr>
             <w:tcBorders>
@@ -2602,17 +2681,19 @@
                 <w:i w:val="false"/>
                 <w:b w:val="false"/>
                 <w:u w:val="none"/>
-                <w:sz w:val="24"/>
-                <w:szCs w:val="24"/>
-                <w:color w:val="000000"/>
-              </w:rPr>
-            </w:pPr>
-            <w:r>
-              <w:rPr>
-                <w:rFonts w:ascii="Times New Roman" w:hAnsi="Times New Roman" w:eastAsia="Times New Roman" w:cs="Times New Roman"/>
-                <w:i w:val="false"/>
-                <w:b w:val="false"/>
-                <w:u w:val="none"/>
+                <w:strike w:val="false"/>
+                <w:sz w:val="24"/>
+                <w:szCs w:val="24"/>
+                <w:color w:val="000000"/>
+              </w:rPr>
+            </w:pPr>
+            <w:r>
+              <w:rPr>
+                <w:rFonts w:ascii="Times New Roman" w:hAnsi="Times New Roman" w:eastAsia="Times New Roman" w:cs="Times New Roman"/>
+                <w:i w:val="false"/>
+                <w:b w:val="false"/>
+                <w:u w:val="none"/>
+                <w:strike w:val="false"/>
                 <w:sz w:val="24"/>
                 <w:szCs w:val="24"/>
                 <w:color w:val="000000"/>
@@ -2655,17 +2736,19 @@
                 <w:i w:val="false"/>
                 <w:b w:val="false"/>
                 <w:u w:val="none"/>
-                <w:sz w:val="24"/>
-                <w:szCs w:val="24"/>
-                <w:color w:val="000000"/>
-              </w:rPr>
-            </w:pPr>
-            <w:r>
-              <w:rPr>
-                <w:rFonts w:ascii="Times New Roman" w:hAnsi="Times New Roman" w:eastAsia="Times New Roman" w:cs="Times New Roman"/>
-                <w:i w:val="false"/>
-                <w:b w:val="false"/>
-                <w:u w:val="none"/>
+                <w:strike w:val="false"/>
+                <w:sz w:val="24"/>
+                <w:szCs w:val="24"/>
+                <w:color w:val="000000"/>
+              </w:rPr>
+            </w:pPr>
+            <w:r>
+              <w:rPr>
+                <w:rFonts w:ascii="Times New Roman" w:hAnsi="Times New Roman" w:eastAsia="Times New Roman" w:cs="Times New Roman"/>
+                <w:i w:val="false"/>
+                <w:b w:val="false"/>
+                <w:u w:val="none"/>
+                <w:strike w:val="false"/>
                 <w:sz w:val="24"/>
                 <w:szCs w:val="24"/>
                 <w:color w:val="000000"/>
@@ -2708,17 +2791,19 @@
                 <w:i w:val="false"/>
                 <w:b w:val="false"/>
                 <w:u w:val="none"/>
-                <w:sz w:val="24"/>
-                <w:szCs w:val="24"/>
-                <w:color w:val="000000"/>
-              </w:rPr>
-            </w:pPr>
-            <w:r>
-              <w:rPr>
-                <w:rFonts w:ascii="Times New Roman" w:hAnsi="Times New Roman" w:eastAsia="Times New Roman" w:cs="Times New Roman"/>
-                <w:i w:val="false"/>
-                <w:b w:val="false"/>
-                <w:u w:val="none"/>
+                <w:strike w:val="false"/>
+                <w:sz w:val="24"/>
+                <w:szCs w:val="24"/>
+                <w:color w:val="000000"/>
+              </w:rPr>
+            </w:pPr>
+            <w:r>
+              <w:rPr>
+                <w:rFonts w:ascii="Times New Roman" w:hAnsi="Times New Roman" w:eastAsia="Times New Roman" w:cs="Times New Roman"/>
+                <w:i w:val="false"/>
+                <w:b w:val="false"/>
+                <w:u w:val="none"/>
+                <w:strike w:val="false"/>
                 <w:sz w:val="24"/>
                 <w:szCs w:val="24"/>
                 <w:color w:val="000000"/>
@@ -2761,17 +2846,19 @@
                 <w:i w:val="false"/>
                 <w:b w:val="false"/>
                 <w:u w:val="none"/>
-                <w:sz w:val="24"/>
-                <w:szCs w:val="24"/>
-                <w:color w:val="000000"/>
-              </w:rPr>
-            </w:pPr>
-            <w:r>
-              <w:rPr>
-                <w:rFonts w:ascii="Times New Roman" w:hAnsi="Times New Roman" w:eastAsia="Times New Roman" w:cs="Times New Roman"/>
-                <w:i w:val="false"/>
-                <w:b w:val="false"/>
-                <w:u w:val="none"/>
+                <w:strike w:val="false"/>
+                <w:sz w:val="24"/>
+                <w:szCs w:val="24"/>
+                <w:color w:val="000000"/>
+              </w:rPr>
+            </w:pPr>
+            <w:r>
+              <w:rPr>
+                <w:rFonts w:ascii="Times New Roman" w:hAnsi="Times New Roman" w:eastAsia="Times New Roman" w:cs="Times New Roman"/>
+                <w:i w:val="false"/>
+                <w:b w:val="false"/>
+                <w:u w:val="none"/>
+                <w:strike w:val="false"/>
                 <w:sz w:val="24"/>
                 <w:szCs w:val="24"/>
                 <w:color w:val="000000"/>
@@ -2782,9 +2869,9 @@
         </w:tc>
       </w:tr>
     </w:tbl>
-    <w:sectPr w:officer="true">
-      <w:pgMar w:header="720" w:bottom="1440" w:top="1440" w:right="1440" w:left="1440" w:footer="720" w:gutter="720"/>
-      <w:pgSz w:h="16848" w:w="11952" w:orient="portrait"/>
+    <w:sectPr>
+      <w:pgMar w:header="708" w:bottom="1417" w:top="1417" w:right="1417" w:left="1417" w:footer="708" w:gutter="0"/>
+      <w:pgSz w:h="16838" w:w="11906" w:orient="portrait"/>
       <w:type w:val="continuous"/>
       <w:cols/>
     </w:sectPr>
